--- a/downloads/documents/05 Materials/Unit 03/Slides/Slides 03.11 - Conflict Prevent Manage Repair.docx
+++ b/downloads/documents/05 Materials/Unit 03/Slides/Slides 03.11 - Conflict Prevent Manage Repair.docx
@@ -438,7 +438,7 @@
         <w:pStyle w:val="Compact"/>
       </w:pPr>
       <w:r>
-        <w:t xml:space="preserve">Anything above rung 4 is not yours to handle alone</w:t>
+        <w:t xml:space="preserve">Rung 5 is not yours to handle alone</w:t>
       </w:r>
     </w:p>
     <w:p>
@@ -462,7 +462,7 @@
         <w:pStyle w:val="Compact"/>
       </w:pPr>
       <w:r>
-        <w:t xml:space="preserve">Prevention is stepping off at rung 1: ask instead of grab, say it before it grows</w:t>
+        <w:t xml:space="preserve">Prevention means stopping the conflict at rung 1: ask instead of grab, say it before it grows</w:t>
       </w:r>
       <w:r>
         <w:t xml:space="preserve"> </w:t>
@@ -984,7 +984,7 @@
         <w:pStyle w:val="Compact"/>
       </w:pPr>
       <w:r>
-        <w:t xml:space="preserve">Tomorrow: role plays in triads, with a coach holding a checklist</w:t>
+        <w:t xml:space="preserve">Tomorrow: role plays in triads (groups of 3), with a coach holding a checklist</w:t>
       </w:r>
     </w:p>
     <w:p>
@@ -1106,7 +1106,7 @@
         <w:pStyle w:val="Compact"/>
       </w:pPr>
       <w:r>
-        <w:t xml:space="preserve">Coach: hold the checklist, watch, and check each step you see</w:t>
+        <w:t xml:space="preserve">Coach: hold the checklist. Watch. Check off each step you see</w:t>
       </w:r>
     </w:p>
     <w:p>
@@ -1388,7 +1388,7 @@
         <w:pStyle w:val="Compact"/>
       </w:pPr>
       <w:r>
-        <w:t xml:space="preserve">Four minutes per round: three minutes of role play, one minute for the Coach to read the checklist back</w:t>
+        <w:t xml:space="preserve">4 minutes per round: 3 minutes of role play, 1 minute for the Coach to read the checklist back</w:t>
       </w:r>
     </w:p>
     <w:p>
